--- a/Docs/Requirments.docx
+++ b/Docs/Requirments.docx
@@ -2024,139 +2024,200 @@
       <w:r>
         <w:t>.</w:t>
       </w:r>
+    </w:p>
+    <w:p>
+      <w:pPr>
+        <w:pStyle w:val="ListParagraph"/>
+        <w:numPr>
+          <w:ilvl w:val="0"/>
+          <w:numId w:val="19"/>
+        </w:numPr>
+        <w:ind w:right="-270"/>
+        <w:rPr>
+          <w:rFonts w:cstheme="minorHAnsi"/>
+          <w:sz w:val="28"/>
+          <w:szCs w:val="28"/>
+        </w:rPr>
+      </w:pPr>
+      <w:r>
+        <w:rPr>
+          <w:rFonts w:cstheme="minorHAnsi"/>
+          <w:sz w:val="28"/>
+          <w:szCs w:val="28"/>
+        </w:rPr>
+        <w:t>Date filtering</w:t>
+      </w:r>
+    </w:p>
+    <w:p>
+      <w:pPr>
+        <w:pStyle w:val="ListParagraph"/>
+        <w:numPr>
+          <w:ilvl w:val="0"/>
+          <w:numId w:val="19"/>
+        </w:numPr>
+        <w:ind w:right="-270"/>
+        <w:rPr>
+          <w:rFonts w:cstheme="minorHAnsi"/>
+          <w:sz w:val="28"/>
+          <w:szCs w:val="28"/>
+        </w:rPr>
+      </w:pPr>
+      <w:r>
+        <w:rPr>
+          <w:rFonts w:cstheme="minorHAnsi"/>
+          <w:sz w:val="28"/>
+          <w:szCs w:val="28"/>
+        </w:rPr>
+        <w:t>Currency difference</w:t>
+      </w:r>
+    </w:p>
+    <w:p>
+      <w:pPr>
+        <w:pStyle w:val="ListParagraph"/>
+        <w:numPr>
+          <w:ilvl w:val="0"/>
+          <w:numId w:val="19"/>
+        </w:numPr>
+        <w:ind w:right="-270"/>
+        <w:rPr>
+          <w:rFonts w:cstheme="minorHAnsi"/>
+          <w:sz w:val="28"/>
+          <w:szCs w:val="28"/>
+        </w:rPr>
+      </w:pPr>
+      <w:r>
+        <w:rPr>
+          <w:rFonts w:cstheme="minorHAnsi"/>
+          <w:sz w:val="28"/>
+          <w:szCs w:val="28"/>
+        </w:rPr>
+        <w:t>Daily metrics</w:t>
+      </w:r>
+    </w:p>
+    <w:p>
+      <w:pPr>
+        <w:pStyle w:val="ListParagraph"/>
+        <w:numPr>
+          <w:ilvl w:val="0"/>
+          <w:numId w:val="19"/>
+        </w:numPr>
+        <w:ind w:right="-270"/>
+        <w:rPr>
+          <w:rFonts w:cstheme="minorHAnsi"/>
+          <w:sz w:val="28"/>
+          <w:szCs w:val="28"/>
+        </w:rPr>
+      </w:pPr>
+      <w:r>
+        <w:rPr>
+          <w:rFonts w:cstheme="minorHAnsi"/>
+          <w:sz w:val="28"/>
+          <w:szCs w:val="28"/>
+        </w:rPr>
+        <w:t>How can we log camps,adsets while the platform API will just retrieve ad data</w:t>
+      </w:r>
+    </w:p>
+    <w:p>
+      <w:pPr>
+        <w:pStyle w:val="ListParagraph"/>
+        <w:numPr>
+          <w:ilvl w:val="0"/>
+          <w:numId w:val="19"/>
+        </w:numPr>
+        <w:ind w:right="-270"/>
+        <w:rPr>
+          <w:rFonts w:cstheme="minorHAnsi"/>
+          <w:sz w:val="28"/>
+          <w:szCs w:val="28"/>
+        </w:rPr>
+      </w:pPr>
+      <w:r>
+        <w:rPr>
+          <w:rFonts w:cstheme="minorHAnsi"/>
+          <w:sz w:val="28"/>
+          <w:szCs w:val="28"/>
+        </w:rPr>
+        <w:t xml:space="preserve">Google </w:t>
+      </w:r>
+      <w:r>
+        <w:rPr>
+          <w:rFonts w:cstheme="minorHAnsi"/>
+          <w:sz w:val="28"/>
+          <w:szCs w:val="28"/>
+        </w:rPr>
+        <w:t>S</w:t>
+      </w:r>
+      <w:r>
+        <w:rPr>
+          <w:rFonts w:cstheme="minorHAnsi"/>
+          <w:sz w:val="28"/>
+          <w:szCs w:val="28"/>
+        </w:rPr>
+        <w:t>s</w:t>
+      </w:r>
+      <w:r>
+        <w:rPr>
+          <w:rFonts w:cstheme="minorHAnsi"/>
+          <w:sz w:val="28"/>
+          <w:szCs w:val="28"/>
+        </w:rPr>
+        <w:t>earch Term</w:t>
+      </w:r>
+      <w:r>
+        <w:rPr>
+          <w:rFonts w:cstheme="minorHAnsi"/>
+          <w:sz w:val="28"/>
+          <w:szCs w:val="28"/>
+        </w:rPr>
+        <w:t>s table</w:t>
+      </w:r>
+    </w:p>
+    <w:p>
+      <w:pPr>
+        <w:pStyle w:val="ListParagraph"/>
+        <w:numPr>
+          <w:ilvl w:val="0"/>
+          <w:numId w:val="19"/>
+        </w:numPr>
+        <w:ind w:right="-270"/>
+        <w:rPr>
+          <w:rFonts w:cstheme="minorHAnsi"/>
+          <w:sz w:val="36"/>
+          <w:szCs w:val="36"/>
+        </w:rPr>
+      </w:pPr>
+      <w:r>
+        <w:rPr>
+          <w:sz w:val="28"/>
+          <w:szCs w:val="28"/>
+        </w:rPr>
+        <w:t>The worker timing still has the issue we discussed</w:t>
+      </w:r>
+    </w:p>
+    <w:p>
+      <w:pPr>
+        <w:pStyle w:val="ListParagraph"/>
+        <w:numPr>
+          <w:ilvl w:val="0"/>
+          <w:numId w:val="19"/>
+        </w:numPr>
+        <w:ind w:right="-270"/>
+        <w:rPr>
+          <w:rFonts w:cstheme="minorHAnsi"/>
+          <w:sz w:val="28"/>
+          <w:szCs w:val="28"/>
+        </w:rPr>
+      </w:pPr>
+      <w:r>
+        <w:rPr>
+          <w:rFonts w:cstheme="minorHAnsi"/>
+          <w:sz w:val="28"/>
+          <w:szCs w:val="28"/>
+        </w:rPr>
+        <w:t>Busienss model collisions</w:t>
+      </w:r>
       <w:bookmarkStart w:id="0" w:name="_GoBack"/>
       <w:bookmarkEnd w:id="0"/>
-    </w:p>
-    <w:p>
-      <w:pPr>
-        <w:pStyle w:val="ListParagraph"/>
-        <w:numPr>
-          <w:ilvl w:val="0"/>
-          <w:numId w:val="19"/>
-        </w:numPr>
-        <w:ind w:right="-270"/>
-        <w:rPr>
-          <w:rFonts w:cstheme="minorHAnsi"/>
-          <w:sz w:val="28"/>
-          <w:szCs w:val="28"/>
-        </w:rPr>
-      </w:pPr>
-      <w:r>
-        <w:rPr>
-          <w:rFonts w:cstheme="minorHAnsi"/>
-          <w:sz w:val="28"/>
-          <w:szCs w:val="28"/>
-        </w:rPr>
-        <w:t>Date filtering</w:t>
-      </w:r>
-    </w:p>
-    <w:p>
-      <w:pPr>
-        <w:pStyle w:val="ListParagraph"/>
-        <w:numPr>
-          <w:ilvl w:val="0"/>
-          <w:numId w:val="19"/>
-        </w:numPr>
-        <w:ind w:right="-270"/>
-        <w:rPr>
-          <w:rFonts w:cstheme="minorHAnsi"/>
-          <w:sz w:val="28"/>
-          <w:szCs w:val="28"/>
-        </w:rPr>
-      </w:pPr>
-      <w:r>
-        <w:rPr>
-          <w:rFonts w:cstheme="minorHAnsi"/>
-          <w:sz w:val="28"/>
-          <w:szCs w:val="28"/>
-        </w:rPr>
-        <w:t>Currency difference</w:t>
-      </w:r>
-    </w:p>
-    <w:p>
-      <w:pPr>
-        <w:pStyle w:val="ListParagraph"/>
-        <w:numPr>
-          <w:ilvl w:val="0"/>
-          <w:numId w:val="19"/>
-        </w:numPr>
-        <w:ind w:right="-270"/>
-        <w:rPr>
-          <w:rFonts w:cstheme="minorHAnsi"/>
-          <w:sz w:val="28"/>
-          <w:szCs w:val="28"/>
-        </w:rPr>
-      </w:pPr>
-      <w:r>
-        <w:rPr>
-          <w:rFonts w:cstheme="minorHAnsi"/>
-          <w:sz w:val="28"/>
-          <w:szCs w:val="28"/>
-        </w:rPr>
-        <w:t>Daily metrics</w:t>
-      </w:r>
-    </w:p>
-    <w:p>
-      <w:pPr>
-        <w:pStyle w:val="ListParagraph"/>
-        <w:numPr>
-          <w:ilvl w:val="0"/>
-          <w:numId w:val="19"/>
-        </w:numPr>
-        <w:ind w:right="-270"/>
-        <w:rPr>
-          <w:rFonts w:cstheme="minorHAnsi"/>
-          <w:sz w:val="28"/>
-          <w:szCs w:val="28"/>
-        </w:rPr>
-      </w:pPr>
-      <w:r>
-        <w:rPr>
-          <w:rFonts w:cstheme="minorHAnsi"/>
-          <w:sz w:val="28"/>
-          <w:szCs w:val="28"/>
-        </w:rPr>
-        <w:t>How can we log camps,adsets while the platform API will just retrieve ad data</w:t>
-      </w:r>
-    </w:p>
-    <w:p>
-      <w:pPr>
-        <w:pStyle w:val="ListParagraph"/>
-        <w:numPr>
-          <w:ilvl w:val="0"/>
-          <w:numId w:val="19"/>
-        </w:numPr>
-        <w:ind w:right="-270"/>
-        <w:rPr>
-          <w:rFonts w:cstheme="minorHAnsi"/>
-          <w:sz w:val="28"/>
-          <w:szCs w:val="28"/>
-        </w:rPr>
-      </w:pPr>
-      <w:r>
-        <w:rPr>
-          <w:rFonts w:cstheme="minorHAnsi"/>
-          <w:sz w:val="28"/>
-          <w:szCs w:val="28"/>
-        </w:rPr>
-        <w:t xml:space="preserve">Google </w:t>
-      </w:r>
-      <w:r>
-        <w:rPr>
-          <w:rFonts w:cstheme="minorHAnsi"/>
-          <w:sz w:val="28"/>
-          <w:szCs w:val="28"/>
-        </w:rPr>
-        <w:t>Search Term</w:t>
-      </w:r>
-      <w:r>
-        <w:rPr>
-          <w:rFonts w:cstheme="minorHAnsi"/>
-          <w:sz w:val="28"/>
-          <w:szCs w:val="28"/>
-        </w:rPr>
-        <w:t>s table</w:t>
-      </w:r>
     </w:p>
     <w:p>
       <w:pPr>
@@ -2930,8 +2991,8 @@
   <w:abstractNum w:abstractNumId="4" w15:restartNumberingAfterBreak="0">
     <w:nsid w:val="19BB3E39"/>
     <w:multiLevelType w:val="hybridMultilevel"/>
-    <w:tmpl w:val="31BC80C8"/>
-    <w:lvl w:ilvl="0" w:tplc="0409000F">
+    <w:tmpl w:val="17EE7944"/>
+    <w:lvl w:ilvl="0" w:tplc="8F8A3074">
       <w:start w:val="1"/>
       <w:numFmt w:val="decimal"/>
       <w:lvlText w:val="%1."/>
@@ -2941,6 +3002,8 @@
       </w:pPr>
       <w:rPr>
         <w:rFonts w:hint="default"/>
+        <w:sz w:val="28"/>
+        <w:szCs w:val="28"/>
       </w:rPr>
     </w:lvl>
     <w:lvl w:ilvl="1" w:tplc="04090003" w:tentative="1">
